--- a/denisovan-archaic-dna-analysis/docs/ajba_submission/Table_1_residual_outliers.docx
+++ b/denisovan-archaic-dna-analysis/docs/ajba_submission/Table_1_residual_outliers.docx
@@ -10,7 +10,7 @@
         <w:rPr>
           <w:b/>
         </w:rPr>
-        <w:t>Table 1. FDR-supported positive-residual Neanderthal population pairs</w:t>
+        <w:t>Table 1. Positive-residual Neanderthal pairs after false discovery rate control</w:t>
       </w:r>
     </w:p>
     <w:tbl>
